--- a/Course/1 Component 1 - Computer Systems/1.4 Data Types, Data Structures and Boolean Algebra/1.4.1 Data Types/2 Revision Notes (editable).docx
+++ b/Course/1 Component 1 - Computer Systems/1.4 Data Types, Data Structures and Boolean Algebra/1.4.1 Data Types/2 Revision Notes (editable).docx
@@ -7,12 +7,17 @@
         <w:pStyle w:val="Heading1"/>
       </w:pPr>
       <w:r>
+        <w:rPr>
+          <w:b w:val="0"/>
+          <w:i w:val="0"/>
+        </w:rPr>
         <w:t>Revision — 1.4.1 Data Types</w:t>
       </w:r>
     </w:p>
     <w:p>
       <w:r>
         <w:rPr>
+          <w:b w:val="0"/>
           <w:i/>
         </w:rPr>
         <w:t>OCR H446 — one-page revision summary</w:t>
@@ -23,6 +28,10 @@
         <w:pStyle w:val="Heading2"/>
       </w:pPr>
       <w:r>
+        <w:rPr>
+          <w:b w:val="0"/>
+          <w:i w:val="0"/>
+        </w:rPr>
         <w:t>Must know</w:t>
       </w:r>
     </w:p>
@@ -33,37 +42,57 @@
       <w:r>
         <w:rPr>
           <w:b/>
+          <w:i w:val="0"/>
         </w:rPr>
         <w:t>Primitive types:</w:t>
       </w:r>
       <w:r>
+        <w:rPr>
+          <w:b w:val="0"/>
+          <w:i w:val="0"/>
+        </w:rPr>
         <w:t xml:space="preserve"> integer, real/float, char, string, Boolean. </w:t>
       </w:r>
       <w:r>
         <w:rPr>
           <w:b/>
+          <w:i w:val="0"/>
         </w:rPr>
         <w:t>Hex</w:t>
       </w:r>
       <w:r>
+        <w:rPr>
+          <w:b w:val="0"/>
+          <w:i w:val="0"/>
+        </w:rPr>
         <w:t xml:space="preserve"> is base 16 — </w:t>
       </w:r>
       <w:r>
         <w:rPr>
           <w:b/>
+          <w:i w:val="0"/>
         </w:rPr>
         <w:t>1 hex digit = 1 nibble = 4 bits</w:t>
       </w:r>
       <w:r>
+        <w:rPr>
+          <w:b w:val="0"/>
+          <w:i w:val="0"/>
+        </w:rPr>
         <w:t xml:space="preserve">; 2 hex digits = 1 byte. Hex is a compact, lossless, error-reducing shorthand for binary (addresses, colour codes, machine code) — it does </w:t>
       </w:r>
       <w:r>
         <w:rPr>
           <w:b/>
+          <w:i w:val="0"/>
         </w:rPr>
         <w:t>not</w:t>
       </w:r>
       <w:r>
+        <w:rPr>
+          <w:b w:val="0"/>
+          <w:i w:val="0"/>
+        </w:rPr>
         <w:t xml:space="preserve"> reduce memory.</w:t>
       </w:r>
     </w:p>
@@ -74,19 +103,29 @@
       <w:r>
         <w:rPr>
           <w:b/>
+          <w:i w:val="0"/>
         </w:rPr>
         <w:t>Conversions:</w:t>
       </w:r>
       <w:r>
+        <w:rPr>
+          <w:b w:val="0"/>
+          <w:i w:val="0"/>
+        </w:rPr>
         <w:t xml:space="preserve"> denary→binary — subtract largest place value that fits (or ÷2, read remainders bottom-up); binary→denary — add place values where bit = 1; binary→hex — split into nibbles </w:t>
       </w:r>
       <w:r>
         <w:rPr>
           <w:b/>
+          <w:i w:val="0"/>
         </w:rPr>
         <w:t>from the right</w:t>
       </w:r>
       <w:r>
+        <w:rPr>
+          <w:b w:val="0"/>
+          <w:i w:val="0"/>
+        </w:rPr>
         <w:t>, convert each; hex→denary — (digit₁×16)+digit₀.</w:t>
       </w:r>
     </w:p>
@@ -97,67 +136,105 @@
       <w:r>
         <w:rPr>
           <w:b/>
+          <w:i w:val="0"/>
         </w:rPr>
         <w:t>Two's complement (signed):</w:t>
       </w:r>
       <w:r>
+        <w:rPr>
+          <w:b w:val="0"/>
+          <w:i w:val="0"/>
+        </w:rPr>
         <w:t xml:space="preserve"> 8-bit range </w:t>
       </w:r>
       <w:r>
         <w:rPr>
           <w:b/>
+          <w:i w:val="0"/>
         </w:rPr>
         <w:t>−128 to +127</w:t>
       </w:r>
       <w:r>
+        <w:rPr>
+          <w:b w:val="0"/>
+          <w:i w:val="0"/>
+        </w:rPr>
         <w:t xml:space="preserve">; MSB place value is </w:t>
       </w:r>
       <w:r>
         <w:rPr>
           <w:b/>
+          <w:i w:val="0"/>
         </w:rPr>
         <w:t>−128</w:t>
       </w:r>
       <w:r>
+        <w:rPr>
+          <w:b w:val="0"/>
+          <w:i w:val="0"/>
+        </w:rPr>
         <w:t xml:space="preserve"> (MSB = 1 ⇒ negative). To negate: </w:t>
       </w:r>
       <w:r>
         <w:rPr>
           <w:b/>
+          <w:i w:val="0"/>
         </w:rPr>
         <w:t>invert ALL bits, then ADD 1</w:t>
       </w:r>
       <w:r>
+        <w:rPr>
+          <w:b w:val="0"/>
+          <w:i w:val="0"/>
+        </w:rPr>
         <w:t xml:space="preserve"> (e.g. +5 </w:t>
       </w:r>
       <w:r>
         <w:rPr>
           <w:rFonts w:ascii="Consolas" w:hAnsi="Consolas"/>
+          <w:b w:val="0"/>
+          <w:i w:val="0"/>
           <w:sz w:val="19"/>
         </w:rPr>
         <w:t>00000101</w:t>
       </w:r>
       <w:r>
+        <w:rPr>
+          <w:b w:val="0"/>
+          <w:i w:val="0"/>
+        </w:rPr>
         <w:t xml:space="preserve"> → </w:t>
       </w:r>
       <w:r>
         <w:rPr>
           <w:rFonts w:ascii="Consolas" w:hAnsi="Consolas"/>
+          <w:b w:val="0"/>
+          <w:i w:val="0"/>
           <w:sz w:val="19"/>
         </w:rPr>
         <w:t>11111010</w:t>
       </w:r>
       <w:r>
+        <w:rPr>
+          <w:b w:val="0"/>
+          <w:i w:val="0"/>
+        </w:rPr>
         <w:t xml:space="preserve"> → </w:t>
       </w:r>
       <w:r>
         <w:rPr>
           <w:rFonts w:ascii="Consolas" w:hAnsi="Consolas"/>
+          <w:b w:val="0"/>
+          <w:i w:val="0"/>
           <w:sz w:val="19"/>
         </w:rPr>
         <w:t>11111011</w:t>
       </w:r>
       <w:r>
+        <w:rPr>
+          <w:b w:val="0"/>
+          <w:i w:val="0"/>
+        </w:rPr>
         <w:t xml:space="preserve"> = −5).</w:t>
       </w:r>
     </w:p>
@@ -168,19 +245,29 @@
       <w:r>
         <w:rPr>
           <w:b/>
+          <w:i w:val="0"/>
         </w:rPr>
         <w:t>Subtraction:</w:t>
       </w:r>
       <w:r>
+        <w:rPr>
+          <w:b w:val="0"/>
+          <w:i w:val="0"/>
+        </w:rPr>
         <w:t xml:space="preserve"> A − B = A + (−B) — add the two's complement of B and </w:t>
       </w:r>
       <w:r>
         <w:rPr>
           <w:b/>
+          <w:i w:val="0"/>
         </w:rPr>
         <w:t>discard the final carry</w:t>
       </w:r>
       <w:r>
+        <w:rPr>
+          <w:b w:val="0"/>
+          <w:i w:val="0"/>
+        </w:rPr>
         <w:t xml:space="preserve"> out of the MSB.</w:t>
       </w:r>
     </w:p>
@@ -191,10 +278,15 @@
       <w:r>
         <w:rPr>
           <w:b/>
+          <w:i w:val="0"/>
         </w:rPr>
         <w:t>Overflow:</w:t>
       </w:r>
       <w:r>
+        <w:rPr>
+          <w:b w:val="0"/>
+          <w:i w:val="0"/>
+        </w:rPr>
         <w:t xml:space="preserve"> result too large for the available bits — carry out of the MSB, or two same-sign numbers giving a wrong-sign result.</w:t>
       </w:r>
     </w:p>
@@ -205,91 +297,141 @@
       <w:r>
         <w:rPr>
           <w:b/>
+          <w:i w:val="0"/>
         </w:rPr>
         <w:t>Shifts:</w:t>
       </w:r>
       <w:r>
+        <w:rPr>
+          <w:b w:val="0"/>
+          <w:i w:val="0"/>
+        </w:rPr>
         <w:t xml:space="preserve"> logical </w:t>
       </w:r>
       <w:r>
         <w:rPr>
           <w:b/>
+          <w:i w:val="0"/>
         </w:rPr>
         <w:t>left ×n</w:t>
       </w:r>
       <w:r>
+        <w:rPr>
+          <w:b w:val="0"/>
+          <w:i w:val="0"/>
+        </w:rPr>
         <w:t xml:space="preserve"> = </w:t>
       </w:r>
       <w:r>
         <w:rPr>
           <w:b/>
+          <w:i w:val="0"/>
         </w:rPr>
         <w:t>×2ⁿ</w:t>
       </w:r>
       <w:r>
+        <w:rPr>
+          <w:b w:val="0"/>
+          <w:i w:val="0"/>
+        </w:rPr>
         <w:t xml:space="preserve"> (0s fill from right); logical </w:t>
       </w:r>
       <w:r>
         <w:rPr>
           <w:b/>
+          <w:i w:val="0"/>
         </w:rPr>
         <w:t>right ×n</w:t>
       </w:r>
       <w:r>
+        <w:rPr>
+          <w:b w:val="0"/>
+          <w:i w:val="0"/>
+        </w:rPr>
         <w:t xml:space="preserve"> = </w:t>
       </w:r>
       <w:r>
         <w:rPr>
           <w:b/>
+          <w:i w:val="0"/>
         </w:rPr>
         <w:t>÷2ⁿ</w:t>
       </w:r>
       <w:r>
+        <w:rPr>
+          <w:b w:val="0"/>
+          <w:i w:val="0"/>
+        </w:rPr>
         <w:t xml:space="preserve"> unsigned (0s fill from left); </w:t>
       </w:r>
       <w:r>
         <w:rPr>
           <w:b/>
+          <w:i w:val="0"/>
         </w:rPr>
         <w:t>arithmetic right</w:t>
       </w:r>
       <w:r>
+        <w:rPr>
+          <w:b w:val="0"/>
+          <w:i w:val="0"/>
+        </w:rPr>
         <w:t xml:space="preserve"> copies the </w:t>
       </w:r>
       <w:r>
         <w:rPr>
           <w:b/>
+          <w:i w:val="0"/>
         </w:rPr>
         <w:t>sign bit</w:t>
       </w:r>
       <w:r>
+        <w:rPr>
+          <w:b w:val="0"/>
+          <w:i w:val="0"/>
+        </w:rPr>
         <w:t xml:space="preserve"> in from the left = </w:t>
       </w:r>
       <w:r>
         <w:rPr>
           <w:b/>
+          <w:i w:val="0"/>
         </w:rPr>
         <w:t>÷2ⁿ signed</w:t>
       </w:r>
       <w:r>
+        <w:rPr>
+          <w:b w:val="0"/>
+          <w:i w:val="0"/>
+        </w:rPr>
         <w:t xml:space="preserve">. Bits shifted off the end are </w:t>
       </w:r>
       <w:r>
         <w:rPr>
           <w:b/>
+          <w:i w:val="0"/>
         </w:rPr>
         <w:t>lost</w:t>
       </w:r>
       <w:r>
+        <w:rPr>
+          <w:b w:val="0"/>
+          <w:i w:val="0"/>
+        </w:rPr>
         <w:t xml:space="preserve">; always state </w:t>
       </w:r>
       <w:r>
         <w:rPr>
           <w:b/>
+          <w:i w:val="0"/>
         </w:rPr>
         <w:t>direction AND effect</w:t>
       </w:r>
       <w:r>
+        <w:rPr>
+          <w:b w:val="0"/>
+          <w:i w:val="0"/>
+        </w:rPr>
         <w:t>.</w:t>
       </w:r>
     </w:p>
@@ -300,37 +442,57 @@
       <w:r>
         <w:rPr>
           <w:b/>
+          <w:i w:val="0"/>
         </w:rPr>
         <w:t>Floating point:</w:t>
       </w:r>
       <w:r>
+        <w:rPr>
+          <w:b w:val="0"/>
+          <w:i w:val="0"/>
+        </w:rPr>
         <w:t xml:space="preserve"> value = </w:t>
       </w:r>
       <w:r>
         <w:rPr>
           <w:b/>
+          <w:i w:val="0"/>
         </w:rPr>
         <w:t>mantissa × 2^exponent</w:t>
       </w:r>
       <w:r>
+        <w:rPr>
+          <w:b w:val="0"/>
+          <w:i w:val="0"/>
+        </w:rPr>
         <w:t xml:space="preserve">. Mantissa = significant figures → </w:t>
       </w:r>
       <w:r>
         <w:rPr>
           <w:b/>
+          <w:i w:val="0"/>
         </w:rPr>
         <w:t>precision</w:t>
       </w:r>
       <w:r>
+        <w:rPr>
+          <w:b w:val="0"/>
+          <w:i w:val="0"/>
+        </w:rPr>
         <w:t xml:space="preserve">; exponent = position of point → </w:t>
       </w:r>
       <w:r>
         <w:rPr>
           <w:b/>
+          <w:i w:val="0"/>
         </w:rPr>
         <w:t>range</w:t>
       </w:r>
       <w:r>
+        <w:rPr>
+          <w:b w:val="0"/>
+          <w:i w:val="0"/>
+        </w:rPr>
         <w:t>. Both stored in two's complement.</w:t>
       </w:r>
     </w:p>
@@ -341,46 +503,75 @@
       <w:r>
         <w:rPr>
           <w:b/>
+          <w:i w:val="0"/>
         </w:rPr>
         <w:t>Normalisation:</w:t>
       </w:r>
       <w:r>
+        <w:rPr>
+          <w:b w:val="0"/>
+          <w:i w:val="0"/>
+        </w:rPr>
         <w:t xml:space="preserve"> positive mantissa starts </w:t>
       </w:r>
       <w:r>
         <w:rPr>
+          <w:rFonts w:ascii="Consolas" w:hAnsi="Consolas"/>
           <w:b/>
+          <w:i w:val="0"/>
+          <w:sz w:val="19"/>
         </w:rPr>
-        <w:t>`0.1…`</w:t>
+        <w:t>0.1…</w:t>
       </w:r>
       <w:r>
+        <w:rPr>
+          <w:b w:val="0"/>
+          <w:i w:val="0"/>
+        </w:rPr>
         <w:t xml:space="preserve">, negative starts </w:t>
       </w:r>
       <w:r>
         <w:rPr>
+          <w:rFonts w:ascii="Consolas" w:hAnsi="Consolas"/>
           <w:b/>
+          <w:i w:val="0"/>
+          <w:sz w:val="19"/>
         </w:rPr>
-        <w:t>`1.0…`</w:t>
+        <w:t>1.0…</w:t>
       </w:r>
       <w:r>
+        <w:rPr>
+          <w:b w:val="0"/>
+          <w:i w:val="0"/>
+        </w:rPr>
         <w:t xml:space="preserve"> (removes wasted leading bits → max precision). Moving point </w:t>
       </w:r>
       <w:r>
         <w:rPr>
           <w:b/>
+          <w:i w:val="0"/>
         </w:rPr>
         <w:t>right ⇒ exponent decreases</w:t>
       </w:r>
       <w:r>
+        <w:rPr>
+          <w:b w:val="0"/>
+          <w:i w:val="0"/>
+        </w:rPr>
         <w:t xml:space="preserve">, </w:t>
       </w:r>
       <w:r>
         <w:rPr>
           <w:b/>
+          <w:i w:val="0"/>
         </w:rPr>
         <w:t>left ⇒ exponent increases</w:t>
       </w:r>
       <w:r>
+        <w:rPr>
+          <w:b w:val="0"/>
+          <w:i w:val="0"/>
+        </w:rPr>
         <w:t xml:space="preserve"> (value unchanged).</w:t>
       </w:r>
     </w:p>
@@ -391,28 +582,43 @@
       <w:r>
         <w:rPr>
           <w:b/>
+          <w:i w:val="0"/>
         </w:rPr>
         <w:t>Trade-off (fixed total bits):</w:t>
       </w:r>
       <w:r>
+        <w:rPr>
+          <w:b w:val="0"/>
+          <w:i w:val="0"/>
+        </w:rPr>
         <w:t xml:space="preserve"> more mantissa = more </w:t>
       </w:r>
       <w:r>
         <w:rPr>
           <w:b/>
+          <w:i w:val="0"/>
         </w:rPr>
         <w:t>precision</w:t>
       </w:r>
       <w:r>
+        <w:rPr>
+          <w:b w:val="0"/>
+          <w:i w:val="0"/>
+        </w:rPr>
         <w:t xml:space="preserve">, less range; more exponent = more </w:t>
       </w:r>
       <w:r>
         <w:rPr>
           <w:b/>
+          <w:i w:val="0"/>
         </w:rPr>
         <w:t>range</w:t>
       </w:r>
       <w:r>
+        <w:rPr>
+          <w:b w:val="0"/>
+          <w:i w:val="0"/>
+        </w:rPr>
         <w:t>, less precision.</w:t>
       </w:r>
     </w:p>
@@ -423,49 +629,77 @@
       <w:r>
         <w:rPr>
           <w:b/>
+          <w:i w:val="0"/>
         </w:rPr>
         <w:t>Character sets:</w:t>
       </w:r>
       <w:r>
+        <w:rPr>
+          <w:b w:val="0"/>
+          <w:i w:val="0"/>
+        </w:rPr>
         <w:t xml:space="preserve"> ASCII 7-bit = 128 chars (</w:t>
       </w:r>
       <w:r>
         <w:rPr>
           <w:rFonts w:ascii="Consolas" w:hAnsi="Consolas"/>
+          <w:b w:val="0"/>
+          <w:i w:val="0"/>
           <w:sz w:val="19"/>
         </w:rPr>
         <w:t>'A'</w:t>
       </w:r>
       <w:r>
+        <w:rPr>
+          <w:b w:val="0"/>
+          <w:i w:val="0"/>
+        </w:rPr>
         <w:t xml:space="preserve">=65, </w:t>
       </w:r>
       <w:r>
         <w:rPr>
           <w:rFonts w:ascii="Consolas" w:hAnsi="Consolas"/>
+          <w:b w:val="0"/>
+          <w:i w:val="0"/>
           <w:sz w:val="19"/>
         </w:rPr>
         <w:t>'a'</w:t>
       </w:r>
       <w:r>
+        <w:rPr>
+          <w:b w:val="0"/>
+          <w:i w:val="0"/>
+        </w:rPr>
         <w:t xml:space="preserve">=97, </w:t>
       </w:r>
       <w:r>
         <w:rPr>
           <w:rFonts w:ascii="Consolas" w:hAnsi="Consolas"/>
+          <w:b w:val="0"/>
+          <w:i w:val="0"/>
           <w:sz w:val="19"/>
         </w:rPr>
         <w:t>'0'</w:t>
       </w:r>
       <w:r>
+        <w:rPr>
+          <w:b w:val="0"/>
+          <w:i w:val="0"/>
+        </w:rPr>
         <w:t xml:space="preserve">=48). Unicode uses more bits (UTF-8 = 1–4 bytes) → ~1.1M code points for all languages + emoji; </w:t>
       </w:r>
       <w:r>
         <w:rPr>
           <w:b/>
+          <w:i w:val="0"/>
         </w:rPr>
         <w:t>ASCII is a subset</w:t>
       </w:r>
       <w:r>
+        <w:rPr>
+          <w:b w:val="0"/>
+          <w:i w:val="0"/>
+        </w:rPr>
         <w:t xml:space="preserve"> ⇒ backward-compatible.</w:t>
       </w:r>
     </w:p>
@@ -474,6 +708,10 @@
         <w:pStyle w:val="Heading2"/>
       </w:pPr>
       <w:r>
+        <w:rPr>
+          <w:b w:val="0"/>
+          <w:i w:val="0"/>
+        </w:rPr>
         <w:t>Key terms</w:t>
       </w:r>
     </w:p>
@@ -502,6 +740,7 @@
             <w:r>
               <w:rPr>
                 <w:b/>
+                <w:i w:val="0"/>
               </w:rPr>
               <w:t>Term</w:t>
             </w:r>
@@ -521,6 +760,7 @@
             <w:r>
               <w:rPr>
                 <w:b/>
+                <w:i w:val="0"/>
               </w:rPr>
               <w:t>Definition</w:t>
             </w:r>
@@ -537,6 +777,7 @@
             <w:r>
               <w:rPr>
                 <w:b/>
+                <w:i w:val="0"/>
               </w:rPr>
               <w:t>Two's complement</w:t>
             </w:r>
@@ -549,6 +790,10 @@
           <w:p>
             <w:r/>
             <w:r>
+              <w:rPr>
+                <w:b w:val="0"/>
+                <w:i w:val="0"/>
+              </w:rPr>
               <w:t>Signed representation where MSB is a negative place value; negate = invert all bits then +1</w:t>
             </w:r>
           </w:p>
@@ -564,6 +809,7 @@
             <w:r>
               <w:rPr>
                 <w:b/>
+                <w:i w:val="0"/>
               </w:rPr>
               <w:t>Overflow</w:t>
             </w:r>
@@ -576,6 +822,10 @@
           <w:p>
             <w:r/>
             <w:r>
+              <w:rPr>
+                <w:b w:val="0"/>
+                <w:i w:val="0"/>
+              </w:rPr>
               <w:t>Result too large for the number of available bits</w:t>
             </w:r>
           </w:p>
@@ -591,6 +841,7 @@
             <w:r>
               <w:rPr>
                 <w:b/>
+                <w:i w:val="0"/>
               </w:rPr>
               <w:t>Mantissa</w:t>
             </w:r>
@@ -603,11 +854,16 @@
           <w:p>
             <w:r/>
             <w:r>
+              <w:rPr>
+                <w:b w:val="0"/>
+                <w:i w:val="0"/>
+              </w:rPr>
               <w:t xml:space="preserve">Significant-figures part of a float; sets </w:t>
             </w:r>
             <w:r>
               <w:rPr>
                 <w:b/>
+                <w:i w:val="0"/>
               </w:rPr>
               <w:t>precision</w:t>
             </w:r>
@@ -624,6 +880,7 @@
             <w:r>
               <w:rPr>
                 <w:b/>
+                <w:i w:val="0"/>
               </w:rPr>
               <w:t>Exponent</w:t>
             </w:r>
@@ -636,11 +893,16 @@
           <w:p>
             <w:r/>
             <w:r>
+              <w:rPr>
+                <w:b w:val="0"/>
+                <w:i w:val="0"/>
+              </w:rPr>
               <w:t xml:space="preserve">Power-of-two part of a float; sets </w:t>
             </w:r>
             <w:r>
               <w:rPr>
                 <w:b/>
+                <w:i w:val="0"/>
               </w:rPr>
               <w:t>range</w:t>
             </w:r>
@@ -657,6 +919,7 @@
             <w:r>
               <w:rPr>
                 <w:b/>
+                <w:i w:val="0"/>
               </w:rPr>
               <w:t>Normalisation</w:t>
             </w:r>
@@ -669,26 +932,42 @@
           <w:p>
             <w:r/>
             <w:r>
+              <w:rPr>
+                <w:b w:val="0"/>
+                <w:i w:val="0"/>
+              </w:rPr>
               <w:t>Adjusting a float so the mantissa starts with its first significant bit (</w:t>
             </w:r>
             <w:r>
               <w:rPr>
                 <w:rFonts w:ascii="Consolas" w:hAnsi="Consolas"/>
+                <w:b w:val="0"/>
+                <w:i w:val="0"/>
                 <w:sz w:val="19"/>
               </w:rPr>
               <w:t>0.1…</w:t>
             </w:r>
             <w:r>
+              <w:rPr>
+                <w:b w:val="0"/>
+                <w:i w:val="0"/>
+              </w:rPr>
               <w:t xml:space="preserve"> +ve / </w:t>
             </w:r>
             <w:r>
               <w:rPr>
                 <w:rFonts w:ascii="Consolas" w:hAnsi="Consolas"/>
+                <w:b w:val="0"/>
+                <w:i w:val="0"/>
                 <w:sz w:val="19"/>
               </w:rPr>
               <w:t>1.0…</w:t>
             </w:r>
             <w:r>
+              <w:rPr>
+                <w:b w:val="0"/>
+                <w:i w:val="0"/>
+              </w:rPr>
               <w:t xml:space="preserve"> −ve)</w:t>
             </w:r>
           </w:p>
@@ -704,6 +983,7 @@
             <w:r>
               <w:rPr>
                 <w:b/>
+                <w:i w:val="0"/>
               </w:rPr>
               <w:t>Logical shift</w:t>
             </w:r>
@@ -716,6 +996,10 @@
           <w:p>
             <w:r/>
             <w:r>
+              <w:rPr>
+                <w:b w:val="0"/>
+                <w:i w:val="0"/>
+              </w:rPr>
               <w:t>Shift filling with 0s; ×/÷ unsigned values by powers of 2</w:t>
             </w:r>
           </w:p>
@@ -731,6 +1015,7 @@
             <w:r>
               <w:rPr>
                 <w:b/>
+                <w:i w:val="0"/>
               </w:rPr>
               <w:t>Arithmetic shift</w:t>
             </w:r>
@@ -743,6 +1028,10 @@
           <w:p>
             <w:r/>
             <w:r>
+              <w:rPr>
+                <w:b w:val="0"/>
+                <w:i w:val="0"/>
+              </w:rPr>
               <w:t>Right shift preserving the sign bit; ÷ signed values by powers of 2</w:t>
             </w:r>
           </w:p>
@@ -758,6 +1047,7 @@
             <w:r>
               <w:rPr>
                 <w:b/>
+                <w:i w:val="0"/>
               </w:rPr>
               <w:t>Character set</w:t>
             </w:r>
@@ -770,6 +1060,10 @@
           <w:p>
             <w:r/>
             <w:r>
+              <w:rPr>
+                <w:b w:val="0"/>
+                <w:i w:val="0"/>
+              </w:rPr>
               <w:t>Mapping of characters to unique binary codes (e.g. ASCII, Unicode)</w:t>
             </w:r>
           </w:p>
@@ -782,6 +1076,10 @@
         <w:pStyle w:val="Heading2"/>
       </w:pPr>
       <w:r>
+        <w:rPr>
+          <w:b w:val="0"/>
+          <w:i w:val="0"/>
+        </w:rPr>
         <w:t>Worked example / how to</w:t>
       </w:r>
     </w:p>
@@ -789,10 +1087,15 @@
       <w:r>
         <w:rPr>
           <w:b/>
+          <w:i w:val="0"/>
         </w:rPr>
         <w:t>Calculate 45 − 28 in 8-bit two's complement</w:t>
       </w:r>
       <w:r>
+        <w:rPr>
+          <w:b w:val="0"/>
+          <w:i w:val="0"/>
+        </w:rPr>
         <w:t xml:space="preserve"> (= 45 + (−28)):</w:t>
       </w:r>
     </w:p>
@@ -801,26 +1104,42 @@
         <w:pStyle w:val="ListBullet"/>
       </w:pPr>
       <w:r>
+        <w:rPr>
+          <w:b w:val="0"/>
+          <w:i w:val="0"/>
+        </w:rPr>
         <w:t xml:space="preserve">+45 = </w:t>
       </w:r>
       <w:r>
         <w:rPr>
           <w:rFonts w:ascii="Consolas" w:hAnsi="Consolas"/>
+          <w:b w:val="0"/>
+          <w:i w:val="0"/>
           <w:sz w:val="19"/>
         </w:rPr>
         <w:t>00101101</w:t>
       </w:r>
       <w:r>
+        <w:rPr>
+          <w:b w:val="0"/>
+          <w:i w:val="0"/>
+        </w:rPr>
         <w:t xml:space="preserve"> (32+8+4+1); +28 = </w:t>
       </w:r>
       <w:r>
         <w:rPr>
           <w:rFonts w:ascii="Consolas" w:hAnsi="Consolas"/>
+          <w:b w:val="0"/>
+          <w:i w:val="0"/>
           <w:sz w:val="19"/>
         </w:rPr>
         <w:t>00011100</w:t>
       </w:r>
       <w:r>
+        <w:rPr>
+          <w:b w:val="0"/>
+          <w:i w:val="0"/>
+        </w:rPr>
         <w:t xml:space="preserve"> (16+8+4).</w:t>
       </w:r>
     </w:p>
@@ -829,35 +1148,58 @@
         <w:pStyle w:val="ListBullet"/>
       </w:pPr>
       <w:r>
+        <w:rPr>
+          <w:b w:val="0"/>
+          <w:i w:val="0"/>
+        </w:rPr>
         <w:t xml:space="preserve">−28: invert </w:t>
       </w:r>
       <w:r>
         <w:rPr>
           <w:rFonts w:ascii="Consolas" w:hAnsi="Consolas"/>
+          <w:b w:val="0"/>
+          <w:i w:val="0"/>
           <w:sz w:val="19"/>
         </w:rPr>
         <w:t>00011100</w:t>
       </w:r>
       <w:r>
+        <w:rPr>
+          <w:b w:val="0"/>
+          <w:i w:val="0"/>
+        </w:rPr>
         <w:t xml:space="preserve"> → </w:t>
       </w:r>
       <w:r>
         <w:rPr>
           <w:rFonts w:ascii="Consolas" w:hAnsi="Consolas"/>
+          <w:b w:val="0"/>
+          <w:i w:val="0"/>
           <w:sz w:val="19"/>
         </w:rPr>
         <w:t>11100011</w:t>
       </w:r>
       <w:r>
+        <w:rPr>
+          <w:b w:val="0"/>
+          <w:i w:val="0"/>
+        </w:rPr>
         <w:t xml:space="preserve">, then +1 → </w:t>
       </w:r>
       <w:r>
         <w:rPr>
+          <w:rFonts w:ascii="Consolas" w:hAnsi="Consolas"/>
           <w:b/>
+          <w:i w:val="0"/>
+          <w:sz w:val="19"/>
         </w:rPr>
-        <w:t>`11100100`</w:t>
+        <w:t>11100100</w:t>
       </w:r>
       <w:r>
+        <w:rPr>
+          <w:b w:val="0"/>
+          <w:i w:val="0"/>
+        </w:rPr>
         <w:t>.</w:t>
       </w:r>
     </w:p>
@@ -866,16 +1208,26 @@
         <w:pStyle w:val="ListBullet"/>
       </w:pPr>
       <w:r>
+        <w:rPr>
+          <w:b w:val="0"/>
+          <w:i w:val="0"/>
+        </w:rPr>
         <w:t xml:space="preserve">Add: </w:t>
       </w:r>
       <w:r>
         <w:rPr>
           <w:rFonts w:ascii="Consolas" w:hAnsi="Consolas"/>
+          <w:b w:val="0"/>
+          <w:i w:val="0"/>
           <w:sz w:val="19"/>
         </w:rPr>
         <w:t>00101101 + 11100100 = 1 00010001</w:t>
       </w:r>
       <w:r>
+        <w:rPr>
+          <w:b w:val="0"/>
+          <w:i w:val="0"/>
+        </w:rPr>
         <w:t>.</w:t>
       </w:r>
     </w:p>
@@ -886,29 +1238,45 @@
       <w:r>
         <w:rPr>
           <w:b/>
+          <w:i w:val="0"/>
         </w:rPr>
         <w:t>Discard the carry</w:t>
       </w:r>
       <w:r>
+        <w:rPr>
+          <w:b w:val="0"/>
+          <w:i w:val="0"/>
+        </w:rPr>
         <w:t xml:space="preserve"> out of the MSB → </w:t>
       </w:r>
       <w:r>
         <w:rPr>
           <w:rFonts w:ascii="Consolas" w:hAnsi="Consolas"/>
+          <w:b w:val="0"/>
+          <w:i w:val="0"/>
           <w:sz w:val="19"/>
         </w:rPr>
         <w:t>00010001</w:t>
       </w:r>
       <w:r>
+        <w:rPr>
+          <w:b w:val="0"/>
+          <w:i w:val="0"/>
+        </w:rPr>
         <w:t xml:space="preserve"> = 16 + 1 = </w:t>
       </w:r>
       <w:r>
         <w:rPr>
           <w:b/>
+          <w:i w:val="0"/>
         </w:rPr>
         <w:t>17</w:t>
       </w:r>
       <w:r>
+        <w:rPr>
+          <w:b w:val="0"/>
+          <w:i w:val="0"/>
+        </w:rPr>
         <w:t>. ✓ (45 − 28 = 17)</w:t>
       </w:r>
     </w:p>
@@ -917,6 +1285,10 @@
         <w:pStyle w:val="Heading2"/>
       </w:pPr>
       <w:r>
+        <w:rPr>
+          <w:b w:val="0"/>
+          <w:i w:val="0"/>
+        </w:rPr>
         <w:t>Exam tips</w:t>
       </w:r>
     </w:p>
@@ -925,33 +1297,52 @@
         <w:pStyle w:val="ListBullet"/>
       </w:pPr>
       <w:r>
+        <w:rPr>
+          <w:b w:val="0"/>
+          <w:i w:val="0"/>
+        </w:rPr>
         <w:t xml:space="preserve">Two's complement negation: invert </w:t>
       </w:r>
       <w:r>
         <w:rPr>
           <w:b/>
+          <w:i w:val="0"/>
         </w:rPr>
         <w:t>all</w:t>
       </w:r>
       <w:r>
+        <w:rPr>
+          <w:b w:val="0"/>
+          <w:i w:val="0"/>
+        </w:rPr>
         <w:t xml:space="preserve"> bits </w:t>
       </w:r>
       <w:r>
         <w:rPr>
           <w:b/>
+          <w:i w:val="0"/>
         </w:rPr>
         <w:t>then +1</w:t>
       </w:r>
       <w:r>
+        <w:rPr>
+          <w:b w:val="0"/>
+          <w:i w:val="0"/>
+        </w:rPr>
         <w:t xml:space="preserve"> — don't forget the +1; in subtraction </w:t>
       </w:r>
       <w:r>
         <w:rPr>
           <w:b/>
+          <w:i w:val="0"/>
         </w:rPr>
         <w:t>discard the final carry</w:t>
       </w:r>
       <w:r>
+        <w:rPr>
+          <w:b w:val="0"/>
+          <w:i w:val="0"/>
+        </w:rPr>
         <w:t>.</w:t>
       </w:r>
     </w:p>
@@ -960,24 +1351,38 @@
         <w:pStyle w:val="ListBullet"/>
       </w:pPr>
       <w:r>
+        <w:rPr>
+          <w:b w:val="0"/>
+          <w:i w:val="0"/>
+        </w:rPr>
         <w:t xml:space="preserve">Shifts: always state </w:t>
       </w:r>
       <w:r>
         <w:rPr>
           <w:b/>
+          <w:i w:val="0"/>
         </w:rPr>
         <w:t>direction AND effect</w:t>
       </w:r>
       <w:r>
+        <w:rPr>
+          <w:b w:val="0"/>
+          <w:i w:val="0"/>
+        </w:rPr>
         <w:t xml:space="preserve"> (× or ÷ 2ⁿ); arithmetic right keeps the </w:t>
       </w:r>
       <w:r>
         <w:rPr>
           <w:b/>
+          <w:i w:val="0"/>
         </w:rPr>
         <w:t>sign bit</w:t>
       </w:r>
       <w:r>
+        <w:rPr>
+          <w:b w:val="0"/>
+          <w:i w:val="0"/>
+        </w:rPr>
         <w:t>; bits shifted off are lost.</w:t>
       </w:r>
     </w:p>
@@ -986,53 +1391,84 @@
         <w:pStyle w:val="ListBullet"/>
       </w:pPr>
       <w:r>
+        <w:rPr>
+          <w:b w:val="0"/>
+          <w:i w:val="0"/>
+        </w:rPr>
         <w:t xml:space="preserve">Normalisation: +ve starts </w:t>
       </w:r>
       <w:r>
         <w:rPr>
           <w:rFonts w:ascii="Consolas" w:hAnsi="Consolas"/>
+          <w:b w:val="0"/>
+          <w:i w:val="0"/>
           <w:sz w:val="19"/>
         </w:rPr>
         <w:t>0.1</w:t>
       </w:r>
       <w:r>
+        <w:rPr>
+          <w:b w:val="0"/>
+          <w:i w:val="0"/>
+        </w:rPr>
         <w:t xml:space="preserve">, −ve starts </w:t>
       </w:r>
       <w:r>
         <w:rPr>
           <w:rFonts w:ascii="Consolas" w:hAnsi="Consolas"/>
+          <w:b w:val="0"/>
+          <w:i w:val="0"/>
           <w:sz w:val="19"/>
         </w:rPr>
         <w:t>1.0</w:t>
       </w:r>
       <w:r>
+        <w:rPr>
+          <w:b w:val="0"/>
+          <w:i w:val="0"/>
+        </w:rPr>
         <w:t xml:space="preserve">; point </w:t>
       </w:r>
       <w:r>
         <w:rPr>
           <w:b/>
+          <w:i w:val="0"/>
         </w:rPr>
         <w:t>right ⇒ exponent down</w:t>
       </w:r>
       <w:r>
+        <w:rPr>
+          <w:b w:val="0"/>
+          <w:i w:val="0"/>
+        </w:rPr>
         <w:t xml:space="preserve">, left ⇒ up. More mantissa = </w:t>
       </w:r>
       <w:r>
         <w:rPr>
           <w:b/>
+          <w:i w:val="0"/>
         </w:rPr>
         <w:t>precision</w:t>
       </w:r>
       <w:r>
+        <w:rPr>
+          <w:b w:val="0"/>
+          <w:i w:val="0"/>
+        </w:rPr>
         <w:t xml:space="preserve">, more exponent = </w:t>
       </w:r>
       <w:r>
         <w:rPr>
           <w:b/>
+          <w:i w:val="0"/>
         </w:rPr>
         <w:t>range</w:t>
       </w:r>
       <w:r>
+        <w:rPr>
+          <w:b w:val="0"/>
+          <w:i w:val="0"/>
+        </w:rPr>
         <w:t xml:space="preserve"> (don't swap them).</w:t>
       </w:r>
     </w:p>
@@ -1041,15 +1477,24 @@
         <w:pStyle w:val="ListBullet"/>
       </w:pPr>
       <w:r>
+        <w:rPr>
+          <w:b w:val="0"/>
+          <w:i w:val="0"/>
+        </w:rPr>
         <w:t xml:space="preserve">Hex does </w:t>
       </w:r>
       <w:r>
         <w:rPr>
           <w:b/>
+          <w:i w:val="0"/>
         </w:rPr>
         <w:t>not</w:t>
       </w:r>
       <w:r>
+        <w:rPr>
+          <w:b w:val="0"/>
+          <w:i w:val="0"/>
+        </w:rPr>
         <w:t xml:space="preserve"> save memory — it's a readable shorthand for binary; 1 hex digit maps exactly to 4 bits.</w:t>
       </w:r>
     </w:p>
